--- a/documents/Memento_Exercices.docx
+++ b/documents/Memento_Exercices.docx
@@ -4,7 +4,48 @@
   <w:body>
     <w:p>
       <w:pPr>
-        <w:spacing w:after="120" w:before="1100"/>
+        <w:spacing w:after="0"/>
+      </w:pPr>
+      <w:r>
+        <w:drawing>
+          <wp:inline distT="0" distB="0" distL="0" distR="0">
+            <wp:extent cx="1514475" cy="723900"/>
+            <wp:docPr id="9901" name="logo_ephec" descr="Logo de l'EPHEC" title="EPHEC"/>
+            <wp:cNvGraphicFramePr>
+              <a:graphicFrameLocks xmlns:a="http://schemas.openxmlformats.org/drawingml/2006/main" noChangeAspect="1"/>
+            </wp:cNvGraphicFramePr>
+            <a:graphic xmlns:a="http://schemas.openxmlformats.org/drawingml/2006/main">
+              <a:graphicData uri="http://schemas.openxmlformats.org/drawingml/2006/picture">
+                <pic:pic xmlns:pic="http://schemas.openxmlformats.org/drawingml/2006/picture">
+                  <pic:nvPicPr>
+                    <pic:cNvPr id="9901" name="logo_ephec.png"/>
+                    <pic:cNvPicPr/>
+                  </pic:nvPicPr>
+                  <pic:blipFill>
+                    <a:blip xmlns:r="http://schemas.openxmlformats.org/officeDocument/2006/relationships" r:embed="rIdLogoEphec"/>
+                    <a:stretch>
+                      <a:fillRect/>
+                    </a:stretch>
+                  </pic:blipFill>
+                  <pic:spPr>
+                    <a:xfrm>
+                      <a:off x="0" y="0"/>
+                      <a:ext cx="1514475" cy="723900"/>
+                    </a:xfrm>
+                    <a:prstGeom prst="rect">
+                      <a:avLst/>
+                    </a:prstGeom>
+                  </pic:spPr>
+                </pic:pic>
+              </a:graphicData>
+            </a:graphic>
+          </wp:inline>
+        </w:drawing>
+      </w:r>
+    </w:p>
+    <w:p>
+      <w:pPr>
+        <w:spacing w:after="120" w:before="600"/>
         <w:jc w:val="center"/>
       </w:pPr>
       <w:r>
@@ -155,10 +196,10 @@
       </w:r>
       <w:r>
         <w:rPr>
-          <w:rFonts w:ascii="Consolas" w:cs="Consolas" w:eastAsia="Consolas" w:hAnsi="Consolas"/>
-          <w:color w:val="8B2500"/>
-          <w:sz w:val="22"/>
-          <w:szCs w:val="22"/>
+          <w:rFonts w:ascii="Consolas" w:hAnsi="Consolas" w:cs="Consolas"/>
+          <w:color w:val="E97132" w:themeColor="accent2"/>
+          <w:sz w:val="18"/>
+          <w:szCs w:val="18"/>
         </w:rPr>
         <w:t xml:space="preserve">src/test/java</w:t>
       </w:r>
@@ -183,10 +224,10 @@
       </w:r>
       <w:r>
         <w:rPr>
-          <w:rFonts w:ascii="Consolas" w:cs="Consolas" w:eastAsia="Consolas" w:hAnsi="Consolas"/>
-          <w:color w:val="8B2500"/>
-          <w:sz w:val="22"/>
-          <w:szCs w:val="22"/>
+          <w:rFonts w:ascii="Consolas" w:hAnsi="Consolas" w:cs="Consolas"/>
+          <w:color w:val="E97132" w:themeColor="accent2"/>
+          <w:sz w:val="18"/>
+          <w:szCs w:val="18"/>
         </w:rPr>
         <w:t xml:space="preserve">UnsupportedOperationException</w:t>
       </w:r>
@@ -290,10 +331,10 @@
       </w:r>
       <w:r>
         <w:rPr>
-          <w:rFonts w:ascii="Consolas" w:cs="Consolas" w:eastAsia="Consolas" w:hAnsi="Consolas"/>
-          <w:color w:val="8B2500"/>
-          <w:sz w:val="22"/>
-          <w:szCs w:val="22"/>
+          <w:rFonts w:ascii="Consolas" w:hAnsi="Consolas" w:cs="Consolas"/>
+          <w:color w:val="E97132" w:themeColor="accent2"/>
+          <w:sz w:val="18"/>
+          <w:szCs w:val="18"/>
         </w:rPr>
         <w:t xml:space="preserve">abstract</w:t>
       </w:r>
@@ -436,10 +477,10 @@
       </w:r>
       <w:r>
         <w:rPr>
-          <w:rFonts w:ascii="Consolas" w:cs="Consolas" w:eastAsia="Consolas" w:hAnsi="Consolas"/>
-          <w:color w:val="8B2500"/>
-          <w:sz w:val="22"/>
-          <w:szCs w:val="22"/>
+          <w:rFonts w:ascii="Consolas" w:hAnsi="Consolas" w:cs="Consolas"/>
+          <w:color w:val="E97132" w:themeColor="accent2"/>
+          <w:sz w:val="18"/>
+          <w:szCs w:val="18"/>
         </w:rPr>
         <w:t xml:space="preserve">toString</w:t>
       </w:r>
@@ -452,10 +493,10 @@
       </w:r>
       <w:r>
         <w:rPr>
-          <w:rFonts w:ascii="Consolas" w:cs="Consolas" w:eastAsia="Consolas" w:hAnsi="Consolas"/>
-          <w:color w:val="8B2500"/>
-          <w:sz w:val="22"/>
-          <w:szCs w:val="22"/>
+          <w:rFonts w:ascii="Consolas" w:hAnsi="Consolas" w:cs="Consolas"/>
+          <w:color w:val="E97132" w:themeColor="accent2"/>
+          <w:sz w:val="18"/>
+          <w:szCs w:val="18"/>
         </w:rPr>
         <w:t xml:space="preserve">equals</w:t>
       </w:r>
@@ -468,10 +509,10 @@
       </w:r>
       <w:r>
         <w:rPr>
-          <w:rFonts w:ascii="Consolas" w:cs="Consolas" w:eastAsia="Consolas" w:hAnsi="Consolas"/>
-          <w:color w:val="8B2500"/>
-          <w:sz w:val="22"/>
-          <w:szCs w:val="22"/>
+          <w:rFonts w:ascii="Consolas" w:hAnsi="Consolas" w:cs="Consolas"/>
+          <w:color w:val="E97132" w:themeColor="accent2"/>
+          <w:sz w:val="18"/>
+          <w:szCs w:val="18"/>
         </w:rPr>
         <w:t xml:space="preserve">record</w:t>
       </w:r>
@@ -525,10 +566,10 @@
       </w:r>
       <w:r>
         <w:rPr>
-          <w:rFonts w:ascii="Consolas" w:cs="Consolas" w:eastAsia="Consolas" w:hAnsi="Consolas"/>
-          <w:color w:val="8B2500"/>
-          <w:sz w:val="22"/>
-          <w:szCs w:val="22"/>
+          <w:rFonts w:ascii="Consolas" w:hAnsi="Consolas" w:cs="Consolas"/>
+          <w:color w:val="E97132" w:themeColor="accent2"/>
+          <w:sz w:val="18"/>
+          <w:szCs w:val="18"/>
         </w:rPr>
         <w:t xml:space="preserve">src/main/java</w:t>
       </w:r>
@@ -578,10 +619,10 @@
       </w:r>
       <w:r>
         <w:rPr>
-          <w:rFonts w:ascii="Consolas" w:cs="Consolas" w:eastAsia="Consolas" w:hAnsi="Consolas"/>
-          <w:color w:val="8B2500"/>
-          <w:sz w:val="22"/>
-          <w:szCs w:val="22"/>
+          <w:rFonts w:ascii="Consolas" w:hAnsi="Consolas" w:cs="Consolas"/>
+          <w:color w:val="E97132" w:themeColor="accent2"/>
+          <w:sz w:val="18"/>
+          <w:szCs w:val="18"/>
         </w:rPr>
         <w:t xml:space="preserve">Ctrl+/</w:t>
       </w:r>
@@ -594,10 +635,10 @@
       </w:r>
       <w:r>
         <w:rPr>
-          <w:rFonts w:ascii="Consolas" w:cs="Consolas" w:eastAsia="Consolas" w:hAnsi="Consolas"/>
-          <w:color w:val="8B2500"/>
-          <w:sz w:val="22"/>
-          <w:szCs w:val="22"/>
+          <w:rFonts w:ascii="Consolas" w:hAnsi="Consolas" w:cs="Consolas"/>
+          <w:color w:val="E97132" w:themeColor="accent2"/>
+          <w:sz w:val="18"/>
+          <w:szCs w:val="18"/>
         </w:rPr>
         <w:t xml:space="preserve">⌘/</w:t>
       </w:r>
@@ -622,10 +663,10 @@
       </w:r>
       <w:r>
         <w:rPr>
-          <w:rFonts w:ascii="Consolas" w:cs="Consolas" w:eastAsia="Consolas" w:hAnsi="Consolas"/>
-          <w:color w:val="8B2500"/>
-          <w:sz w:val="22"/>
-          <w:szCs w:val="22"/>
+          <w:rFonts w:ascii="Consolas" w:hAnsi="Consolas" w:cs="Consolas"/>
+          <w:color w:val="E97132" w:themeColor="accent2"/>
+          <w:sz w:val="18"/>
+          <w:szCs w:val="18"/>
         </w:rPr>
         <w:t xml:space="preserve">ERR.9</w:t>
       </w:r>
@@ -667,10 +708,10 @@
       </w:r>
       <w:r>
         <w:rPr>
-          <w:rFonts w:ascii="Consolas" w:cs="Consolas" w:eastAsia="Consolas" w:hAnsi="Consolas"/>
-          <w:color w:val="8B2500"/>
-          <w:sz w:val="22"/>
-          <w:szCs w:val="22"/>
+          <w:rFonts w:ascii="Consolas" w:hAnsi="Consolas" w:cs="Consolas"/>
+          <w:color w:val="E97132" w:themeColor="accent2"/>
+          <w:sz w:val="18"/>
+          <w:szCs w:val="18"/>
         </w:rPr>
         <w:t xml:space="preserve">ABS.5</w:t>
       </w:r>
@@ -859,7 +900,8 @@
             </w:pPr>
             <w:r>
               <w:rPr>
-                <w:rFonts w:ascii="Consolas" w:cs="Consolas" w:eastAsia="Consolas" w:hAnsi="Consolas"/>
+                <w:rFonts w:ascii="Consolas" w:hAnsi="Consolas" w:cs="Consolas"/>
+                <w:color w:val="E97132" w:themeColor="accent2"/>
                 <w:sz w:val="18"/>
                 <w:szCs w:val="18"/>
               </w:rPr>
@@ -883,7 +925,8 @@
             </w:pPr>
             <w:r>
               <w:rPr>
-                <w:rFonts w:ascii="Consolas" w:cs="Consolas" w:eastAsia="Consolas" w:hAnsi="Consolas"/>
+                <w:rFonts w:ascii="Consolas" w:hAnsi="Consolas" w:cs="Consolas"/>
+                <w:color w:val="E97132" w:themeColor="accent2"/>
                 <w:sz w:val="18"/>
                 <w:szCs w:val="18"/>
               </w:rPr>
@@ -935,7 +978,8 @@
             </w:pPr>
             <w:r>
               <w:rPr>
-                <w:rFonts w:ascii="Consolas" w:cs="Consolas" w:eastAsia="Consolas" w:hAnsi="Consolas"/>
+                <w:rFonts w:ascii="Consolas" w:hAnsi="Consolas" w:cs="Consolas"/>
+                <w:color w:val="E97132" w:themeColor="accent2"/>
                 <w:sz w:val="18"/>
                 <w:szCs w:val="18"/>
               </w:rPr>
@@ -959,7 +1003,8 @@
             </w:pPr>
             <w:r>
               <w:rPr>
-                <w:rFonts w:ascii="Consolas" w:cs="Consolas" w:eastAsia="Consolas" w:hAnsi="Consolas"/>
+                <w:rFonts w:ascii="Consolas" w:hAnsi="Consolas" w:cs="Consolas"/>
+                <w:color w:val="E97132" w:themeColor="accent2"/>
                 <w:sz w:val="18"/>
                 <w:szCs w:val="18"/>
               </w:rPr>
@@ -1011,7 +1056,8 @@
             </w:pPr>
             <w:r>
               <w:rPr>
-                <w:rFonts w:ascii="Consolas" w:cs="Consolas" w:eastAsia="Consolas" w:hAnsi="Consolas"/>
+                <w:rFonts w:ascii="Consolas" w:hAnsi="Consolas" w:cs="Consolas"/>
+                <w:color w:val="E97132" w:themeColor="accent2"/>
                 <w:sz w:val="18"/>
                 <w:szCs w:val="18"/>
               </w:rPr>
@@ -1035,7 +1081,8 @@
             </w:pPr>
             <w:r>
               <w:rPr>
-                <w:rFonts w:ascii="Consolas" w:cs="Consolas" w:eastAsia="Consolas" w:hAnsi="Consolas"/>
+                <w:rFonts w:ascii="Consolas" w:hAnsi="Consolas" w:cs="Consolas"/>
+                <w:color w:val="E97132" w:themeColor="accent2"/>
                 <w:sz w:val="18"/>
                 <w:szCs w:val="18"/>
               </w:rPr>
@@ -1087,7 +1134,8 @@
             </w:pPr>
             <w:r>
               <w:rPr>
-                <w:rFonts w:ascii="Consolas" w:cs="Consolas" w:eastAsia="Consolas" w:hAnsi="Consolas"/>
+                <w:rFonts w:ascii="Consolas" w:hAnsi="Consolas" w:cs="Consolas"/>
+                <w:color w:val="E97132" w:themeColor="accent2"/>
                 <w:sz w:val="18"/>
                 <w:szCs w:val="18"/>
               </w:rPr>
@@ -1111,7 +1159,8 @@
             </w:pPr>
             <w:r>
               <w:rPr>
-                <w:rFonts w:ascii="Consolas" w:cs="Consolas" w:eastAsia="Consolas" w:hAnsi="Consolas"/>
+                <w:rFonts w:ascii="Consolas" w:hAnsi="Consolas" w:cs="Consolas"/>
+                <w:color w:val="E97132" w:themeColor="accent2"/>
                 <w:sz w:val="18"/>
                 <w:szCs w:val="18"/>
               </w:rPr>
@@ -1159,10 +1208,10 @@
       </w:r>
       <w:r>
         <w:rPr>
-          <w:rFonts w:ascii="Consolas" w:cs="Consolas" w:eastAsia="Consolas" w:hAnsi="Consolas"/>
-          <w:color w:val="8B2500"/>
-          <w:sz w:val="22"/>
-          <w:szCs w:val="22"/>
+          <w:rFonts w:ascii="Consolas" w:hAnsi="Consolas" w:cs="Consolas"/>
+          <w:color w:val="E97132" w:themeColor="accent2"/>
+          <w:sz w:val="18"/>
+          <w:szCs w:val="18"/>
         </w:rPr>
         <w:t xml:space="preserve">EXC.3</w:t>
       </w:r>
@@ -1434,7 +1483,13 @@
 <file path=word/styles.xml><?xml version="1.0" encoding="utf-8"?>
 <w:styles xmlns:mc="http://schemas.openxmlformats.org/markup-compatibility/2006" xmlns:r="http://schemas.openxmlformats.org/officeDocument/2006/relationships" xmlns:w="http://schemas.openxmlformats.org/wordprocessingml/2006/main" xmlns:w14="http://schemas.microsoft.com/office/word/2010/wordml" xmlns:w15="http://schemas.microsoft.com/office/word/2012/wordml" mc:Ignorable="w14 w15">
   <w:docDefaults>
-    <w:rPrDefault/>
+    <w:rPrDefault>
+      <w:rPr>
+        <w:rFonts w:ascii="Cormorant Garamond" w:hAnsi="Cormorant Garamond" w:eastAsia="Cormorant Garamond" w:cs="Cormorant Garamond"/>
+        <w:sz w:val="22"/>
+        <w:szCs w:val="22"/>
+      </w:rPr>
+    </w:rPrDefault>
     <w:pPrDefault/>
   </w:docDefaults>
   <w:style w:type="paragraph" w:styleId="Title">
@@ -1443,6 +1498,7 @@
     <w:next w:val="Normal"/>
     <w:qFormat/>
     <w:rPr>
+      <w:rFonts w:ascii="Cormorant Garamond" w:hAnsi="Cormorant Garamond" w:eastAsia="Cormorant Garamond" w:cs="Cormorant Garamond"/>
       <w:sz w:val="56"/>
       <w:szCs w:val="56"/>
     </w:rPr>
@@ -1453,6 +1509,7 @@
     <w:next w:val="Normal"/>
     <w:qFormat/>
     <w:rPr>
+      <w:rFonts w:ascii="Cormorant Garamond" w:hAnsi="Cormorant Garamond" w:eastAsia="Cormorant Garamond" w:cs="Cormorant Garamond"/>
       <w:color w:val="2E74B5"/>
       <w:sz w:val="32"/>
       <w:szCs w:val="32"/>
@@ -1464,6 +1521,7 @@
     <w:next w:val="Normal"/>
     <w:qFormat/>
     <w:rPr>
+      <w:rFonts w:ascii="Cormorant Garamond" w:hAnsi="Cormorant Garamond" w:eastAsia="Cormorant Garamond" w:cs="Cormorant Garamond"/>
       <w:color w:val="2E74B5"/>
       <w:sz w:val="26"/>
       <w:szCs w:val="26"/>
@@ -1475,6 +1533,7 @@
     <w:next w:val="Normal"/>
     <w:qFormat/>
     <w:rPr>
+      <w:rFonts w:ascii="Cormorant Garamond" w:hAnsi="Cormorant Garamond" w:eastAsia="Cormorant Garamond" w:cs="Cormorant Garamond"/>
       <w:color w:val="1F4D78"/>
       <w:sz w:val="24"/>
       <w:szCs w:val="24"/>
@@ -1486,6 +1545,7 @@
     <w:next w:val="Normal"/>
     <w:qFormat/>
     <w:rPr>
+      <w:rFonts w:ascii="Cormorant Garamond" w:hAnsi="Cormorant Garamond" w:eastAsia="Cormorant Garamond" w:cs="Cormorant Garamond"/>
       <w:i/>
       <w:iCs/>
       <w:color w:val="2E74B5"/>
@@ -1497,6 +1557,7 @@
     <w:next w:val="Normal"/>
     <w:qFormat/>
     <w:rPr>
+      <w:rFonts w:ascii="Cormorant Garamond" w:hAnsi="Cormorant Garamond" w:eastAsia="Cormorant Garamond" w:cs="Cormorant Garamond"/>
       <w:color w:val="2E74B5"/>
     </w:rPr>
   </w:style>
@@ -1506,6 +1567,7 @@
     <w:next w:val="Normal"/>
     <w:qFormat/>
     <w:rPr>
+      <w:rFonts w:ascii="Cormorant Garamond" w:hAnsi="Cormorant Garamond" w:eastAsia="Cormorant Garamond" w:cs="Cormorant Garamond"/>
       <w:color w:val="1F4D78"/>
     </w:rPr>
   </w:style>

--- a/documents/Memento_Exercices.docx
+++ b/documents/Memento_Exercices.docx
@@ -4,13 +4,16 @@
   <w:body>
     <w:p>
       <w:pPr>
-        <w:spacing w:after="0"/>
+        <w:tabs>
+          <w:tab w:val="right" w:pos="9026"/>
+        </w:tabs>
       </w:pPr>
       <w:r>
         <w:drawing>
           <wp:inline distT="0" distB="0" distL="0" distR="0">
             <wp:extent cx="1514475" cy="723900"/>
-            <wp:docPr id="9901" name="logo_ephec" descr="Logo de l'EPHEC" title="EPHEC"/>
+            <wp:effectExtent t="0" r="0" b="0" l="0"/>
+            <wp:docPr id="1" name="logo" descr="Logo de l'EPHEC" title="EPHEC"/>
             <wp:cNvGraphicFramePr>
               <a:graphicFrameLocks xmlns:a="http://schemas.openxmlformats.org/drawingml/2006/main" noChangeAspect="1"/>
             </wp:cNvGraphicFramePr>
@@ -18,16 +21,19 @@
               <a:graphicData uri="http://schemas.openxmlformats.org/drawingml/2006/picture">
                 <pic:pic xmlns:pic="http://schemas.openxmlformats.org/drawingml/2006/picture">
                   <pic:nvPicPr>
-                    <pic:cNvPr id="9901" name="logo_ephec.png"/>
-                    <pic:cNvPicPr/>
+                    <pic:cNvPr id="0" name="" descr=""/>
+                    <pic:cNvPicPr>
+                      <a:picLocks noChangeAspect="1" noChangeArrowheads="1"/>
+                    </pic:cNvPicPr>
                   </pic:nvPicPr>
                   <pic:blipFill>
-                    <a:blip xmlns:r="http://schemas.openxmlformats.org/officeDocument/2006/relationships" r:embed="rIdLogoEphec"/>
+                    <a:blip r:embed="rId7" cstate="none"/>
+                    <a:srcRect/>
                     <a:stretch>
                       <a:fillRect/>
                     </a:stretch>
                   </pic:blipFill>
-                  <pic:spPr>
+                  <pic:spPr bwMode="auto">
                     <a:xfrm>
                       <a:off x="0" y="0"/>
                       <a:ext cx="1514475" cy="723900"/>
@@ -42,88 +48,101 @@
           </wp:inline>
         </w:drawing>
       </w:r>
-    </w:p>
-    <w:p>
-      <w:pPr>
-        <w:spacing w:after="120" w:before="600"/>
-        <w:jc w:val="center"/>
-      </w:pPr>
-      <w:r>
-        <w:rPr>
-          <w:color w:val="595959"/>
-          <w:sz w:val="26"/>
-          <w:szCs w:val="26"/>
-        </w:rPr>
-        <w:t xml:space="preserve">Programmation orientée objet — Java</w:t>
-      </w:r>
-    </w:p>
-    <w:p>
-      <w:pPr>
-        <w:spacing w:after="140"/>
-        <w:jc w:val="center"/>
-      </w:pPr>
-      <w:r>
-        <w:rPr>
+      <w:r>
+        <w:rPr>
+          <w:rFonts w:ascii="Calibri" w:cs="Calibri" w:eastAsia="Calibri" w:hAnsi="Calibri"/>
+          <w:sz w:val="36"/>
+          <w:szCs w:val="36"/>
+        </w:rPr>
+        <w:tab/>
+      </w:r>
+      <w:r>
+        <w:rPr>
+          <w:rFonts w:ascii="Calibri" w:cs="Calibri" w:eastAsia="Calibri" w:hAnsi="Calibri"/>
+          <w:color w:val="000000"/>
+          <w:sz w:val="36"/>
+          <w:szCs w:val="36"/>
+        </w:rPr>
+        <w:t xml:space="preserve">Année académique </w:t>
+      </w:r>
+      <w:r>
+        <w:rPr>
+          <w:rFonts w:ascii="Calibri" w:cs="Calibri" w:eastAsia="Calibri" w:hAnsi="Calibri"/>
           <w:b/>
           <w:bCs/>
-          <w:color w:val="1F4E79"/>
-          <w:sz w:val="52"/>
-          <w:szCs w:val="52"/>
+          <w:color w:val="000000"/>
+          <w:sz w:val="36"/>
+          <w:szCs w:val="36"/>
+        </w:rPr>
+        <w:t xml:space="preserve">2026-2027</w:t>
+      </w:r>
+    </w:p>
+    <w:p>
+      <w:pPr>
+        <w:spacing w:after="120" w:before="3900"/>
+        <w:jc w:val="center"/>
+      </w:pPr>
+      <w:r>
+        <w:rPr>
+          <w:rFonts w:ascii="Calibri" w:cs="Calibri" w:eastAsia="Calibri" w:hAnsi="Calibri"/>
+          <w:color w:val="000000"/>
+          <w:sz w:val="36"/>
+          <w:szCs w:val="36"/>
+        </w:rPr>
+        <w:t xml:space="preserve">Programmation orientée objet — Java</w:t>
+      </w:r>
+    </w:p>
+    <w:p>
+      <w:pPr>
+        <w:spacing w:after="100" w:before="0"/>
+        <w:jc w:val="center"/>
+      </w:pPr>
+      <w:r>
+        <w:rPr>
+          <w:rFonts w:ascii="Calibri" w:cs="Calibri" w:eastAsia="Calibri" w:hAnsi="Calibri"/>
+          <w:b/>
+          <w:bCs/>
+          <w:color w:val="000000"/>
+          <w:sz w:val="72"/>
+          <w:szCs w:val="72"/>
         </w:rPr>
         <w:t xml:space="preserve">Travailler les exercices</w:t>
       </w:r>
     </w:p>
     <w:p>
       <w:pPr>
-        <w:spacing w:after="700"/>
+        <w:spacing w:after="800" w:before="0"/>
         <w:jc w:val="center"/>
       </w:pPr>
       <w:r>
         <w:rPr>
-          <w:color w:val="595959"/>
-          <w:sz w:val="26"/>
-          <w:szCs w:val="26"/>
+          <w:rFonts w:ascii="Calibri" w:cs="Calibri" w:eastAsia="Calibri" w:hAnsi="Calibri"/>
+          <w:color w:val="000000"/>
+          <w:sz w:val="36"/>
+          <w:szCs w:val="36"/>
         </w:rPr>
         <w:t xml:space="preserve">Ce qui vaut pour les quinze thèmes</w:t>
       </w:r>
     </w:p>
     <w:p>
       <w:pPr>
-        <w:spacing w:after="120"/>
+        <w:spacing w:after="120" w:before="6150"/>
         <w:jc w:val="center"/>
       </w:pPr>
       <w:r>
         <w:rPr>
-          <w:color w:val="595959"/>
-          <w:sz w:val="22"/>
-          <w:szCs w:val="22"/>
+          <w:rFonts w:ascii="Calibri" w:cs="Calibri" w:eastAsia="Calibri" w:hAnsi="Calibri"/>
+          <w:color w:val="000000"/>
+          <w:sz w:val="36"/>
+          <w:szCs w:val="36"/>
         </w:rPr>
         <w:t xml:space="preserve">EPHEC — Bachelier en informatique, niveau 2</w:t>
       </w:r>
     </w:p>
     <w:p>
-      <w:pPr>
-        <w:spacing w:after="120"/>
-        <w:jc w:val="center"/>
-      </w:pPr>
-      <w:r>
-        <w:rPr>
-          <w:color w:val="595959"/>
-          <w:sz w:val="22"/>
-          <w:szCs w:val="22"/>
-        </w:rPr>
-        <w:t xml:space="preserve">Année académique 2026-2027</w:t>
-      </w:r>
-    </w:p>
-    <w:p>
-      <w:pPr>
-        <w:sectPr>
-          <w:pgSz w:w="11906" w:h="16838" w:orient="portrait"/>
-          <w:pgMar w:top="1440" w:right="1440" w:bottom="1440" w:left="1440" w:header="708" w:footer="708" w:gutter="0"/>
-          <w:pgNumType/>
-          <w:docGrid w:linePitch="360"/>
-        </w:sectPr>
-      </w:pPr>
+      <w:r>
+        <w:br w:type="page"/>
+      </w:r>
     </w:p>
     <w:p>
       <w:pPr>
@@ -144,6 +163,7 @@
     </w:p>
     <w:p>
       <w:pPr>
+        <w:keepNext w:val="false"/>
         <w:spacing w:after="120"/>
       </w:pPr>
       <w:r>
@@ -156,6 +176,7 @@
     </w:p>
     <w:p>
       <w:pPr>
+        <w:keepNext w:val="false"/>
         <w:spacing w:after="120"/>
       </w:pPr>
       <w:r>
@@ -279,6 +300,7 @@
     </w:p>
     <w:p>
       <w:pPr>
+        <w:keepNext w:val="false"/>
         <w:spacing w:after="120"/>
       </w:pPr>
       <w:r>
@@ -308,6 +330,7 @@
     </w:p>
     <w:p>
       <w:pPr>
+        <w:keepNext w:val="false"/>
         <w:spacing w:after="120"/>
       </w:pPr>
       <w:r>
@@ -437,6 +460,7 @@
     </w:p>
     <w:p>
       <w:pPr>
+        <w:keepNext w:val="false"/>
         <w:spacing w:after="120"/>
       </w:pPr>
       <w:r>
@@ -526,6 +550,7 @@
     </w:p>
     <w:p>
       <w:pPr>
+        <w:keepNext w:val="false"/>
         <w:spacing w:after="120"/>
       </w:pPr>
       <w:r>
@@ -741,6 +766,7 @@
     </w:p>
     <w:p>
       <w:pPr>
+        <w:keepNext w:val="false"/>
         <w:spacing w:after="120"/>
       </w:pPr>
       <w:r>
@@ -770,6 +796,7 @@
     </w:p>
     <w:p>
       <w:pPr>
+        <w:keepNext w:val="false"/>
         <w:spacing w:after="120"/>
       </w:pPr>
       <w:r>
@@ -1224,10 +1251,9 @@
       </w:r>
     </w:p>
     <w:sectPr>
-      <w:footerReference w:type="default" r:id="rId8"/>
       <w:pgSz w:w="11906" w:h="16838" w:orient="portrait"/>
       <w:pgMar w:top="1440" w:right="1440" w:bottom="1440" w:left="1440" w:header="708" w:footer="708" w:gutter="0"/>
-      <w:pgNumType w:start="1"/>
+      <w:pgNumType/>
       <w:docGrid w:linePitch="360"/>
     </w:sectPr>
   </w:body>
@@ -1273,67 +1299,6 @@
     </w:p>
   </w:endnote>
 </w:endnotes>
-</file>
-
-<file path=word/footer1.xml><?xml version="1.0" encoding="utf-8"?>
-<w:ftr xmlns:w="http://schemas.openxmlformats.org/wordprocessingml/2006/main">
-  <w:p>
-    <w:pPr>
-      <w:jc w:val="center"/>
-      <w:rPr>
-        <w:sz w:val="18"/>
-        <w:szCs w:val="18"/>
-        <w:color w:val="595959"/>
-      </w:rPr>
-    </w:pPr>
-    <w:r>
-      <w:rPr>
-        <w:sz w:val="18"/>
-        <w:szCs w:val="18"/>
-        <w:color w:val="595959"/>
-      </w:rPr>
-      <w:t xml:space="preserve">Memento_Exercices </w:t>
-    </w:r>
-    <w:r>
-      <w:fldChar w:fldCharType="begin"/>
-    </w:r>
-    <w:r>
-      <w:instrText xml:space="preserve"> PAGE </w:instrText>
-    </w:r>
-    <w:r>
-      <w:fldChar w:fldCharType="separate"/>
-    </w:r>
-    <w:r>
-      <w:t>1</w:t>
-    </w:r>
-    <w:r>
-      <w:fldChar w:fldCharType="end"/>
-    </w:r>
-    <w:r>
-      <w:rPr>
-        <w:sz w:val="18"/>
-        <w:szCs w:val="18"/>
-        <w:color w:val="595959"/>
-      </w:rPr>
-      <w:t xml:space="preserve"> / </w:t>
-    </w:r>
-    <w:r>
-      <w:fldChar w:fldCharType="begin"/>
-    </w:r>
-    <w:r>
-      <w:instrText xml:space="preserve"> SECTIONPAGES </w:instrText>
-    </w:r>
-    <w:r>
-      <w:fldChar w:fldCharType="separate"/>
-    </w:r>
-    <w:r>
-      <w:t>2</w:t>
-    </w:r>
-    <w:r>
-      <w:fldChar w:fldCharType="end"/>
-    </w:r>
-  </w:p>
-</w:ftr>
 </file>
 
 <file path=word/footnotes.xml><?xml version="1.0" encoding="utf-8"?>

--- a/documents/Memento_Exercices.docx
+++ b/documents/Memento_Exercices.docx
@@ -1009,6 +1009,7 @@
                 <w:color w:val="E97132" w:themeColor="accent2"/>
                 <w:sz w:val="18"/>
                 <w:szCs w:val="18"/>
+                <w:u w:val="none"/>
               </w:rPr>
               <w:t xml:space="preserve">CC-XXX.n</w:t>
             </w:r>
@@ -1034,6 +1035,7 @@
                 <w:color w:val="E97132" w:themeColor="accent2"/>
                 <w:sz w:val="18"/>
                 <w:szCs w:val="18"/>
+                <w:u w:val="none"/>
               </w:rPr>
               <w:t xml:space="preserve">CC-NOM.7</w:t>
             </w:r>
